--- a/Алгоритми та структури даних/Розділи/РОЗДІЛ 8  АЛГОРИТМИ ПОШУКУ.docx
+++ b/Алгоритми та структури даних/Розділи/РОЗДІЛ 8  АЛГОРИТМИ ПОШУКУ.docx
@@ -1,41 +1,1310 @@
 
 <file path=word/document.xml><?xml version="1.0" encoding="utf-8"?>
-<w:document xmlns:wpc="http://schemas.microsoft.com/office/word/2010/wordprocessingCanvas" xmlns:cx="http://schemas.microsoft.com/office/drawing/2014/chartex" xmlns:cx1="http://schemas.microsoft.com/office/drawing/2015/9/8/chartex" xmlns:cx2="http://schemas.microsoft.com/office/drawing/2015/10/21/chartex" xmlns:cx3="http://schemas.microsoft.com/office/drawing/2016/5/9/chartex" xmlns:cx4="http://schemas.microsoft.com/office/drawing/2016/5/10/chartex" xmlns:cx5="http://schemas.microsoft.com/office/drawing/2016/5/11/chartex" xmlns:cx6="http://schemas.microsoft.com/office/drawing/2016/5/12/chartex" xmlns:cx7="http://schemas.microsoft.com/office/drawing/2016/5/13/chartex" xmlns:cx8="http://schemas.microsoft.com/office/drawing/2016/5/14/chartex" xmlns:mc="http://schemas.openxmlformats.org/markup-compatibility/2006" xmlns:aink="http://schemas.microsoft.com/office/drawing/2016/ink" xmlns:am3d="http://schemas.microsoft.com/office/drawing/2017/model3d" xmlns:o="urn:schemas-microsoft-com:office:office" xmlns:r="http://schemas.openxmlformats.org/officeDocument/2006/relationships" xmlns:m="http://schemas.openxmlformats.org/officeDocument/2006/math" xmlns:v="urn:schemas-microsoft-com:vml" xmlns:wp14="http://schemas.microsoft.com/office/word/2010/wordprocessingDrawing" xmlns:wp="http://schemas.openxmlformats.org/drawingml/2006/wordprocessingDrawing" xmlns:w10="urn:schemas-microsoft-com:office:word" xmlns:w="http://schemas.openxmlformats.org/wordprocessingml/2006/main" xmlns:w14="http://schemas.microsoft.com/office/word/2010/wordml" xmlns:w15="http://schemas.microsoft.com/office/word/2012/wordml" xmlns:w16cex="http://schemas.microsoft.com/office/word/2018/wordml/cex" xmlns:w16cid="http://schemas.microsoft.com/office/word/2016/wordml/cid" xmlns:w16="http://schemas.microsoft.com/office/word/2018/wordml" xmlns:w16sdtdh="http://schemas.microsoft.com/office/word/2020/wordml/sdtdatahash" xmlns:w16se="http://schemas.microsoft.com/office/word/2015/wordml/symex" xmlns:wpg="http://schemas.microsoft.com/office/word/2010/wordprocessingGroup" xmlns:wpi="http://schemas.microsoft.com/office/word/2010/wordprocessingInk" xmlns:wne="http://schemas.microsoft.com/office/word/2006/wordml" xmlns:wps="http://schemas.microsoft.com/office/word/2010/wordprocessingShape" mc:Ignorable="w14 w15 w16se w16cid w16 w16cex w16sdtdh wp14">
+<w:document xmlns:wpc="http://schemas.microsoft.com/office/word/2010/wordprocessingCanvas" xmlns:cx="http://schemas.microsoft.com/office/drawing/2014/chartex" xmlns:cx1="http://schemas.microsoft.com/office/drawing/2015/9/8/chartex" xmlns:cx2="http://schemas.microsoft.com/office/drawing/2015/10/21/chartex" xmlns:cx3="http://schemas.microsoft.com/office/drawing/2016/5/9/chartex" xmlns:cx4="http://schemas.microsoft.com/office/drawing/2016/5/10/chartex" xmlns:cx5="http://schemas.microsoft.com/office/drawing/2016/5/11/chartex" xmlns:cx6="http://schemas.microsoft.com/office/drawing/2016/5/12/chartex" xmlns:cx7="http://schemas.microsoft.com/office/drawing/2016/5/13/chartex" xmlns:cx8="http://schemas.microsoft.com/office/drawing/2016/5/14/chartex" xmlns:mc="http://schemas.openxmlformats.org/markup-compatibility/2006" xmlns:aink="http://schemas.microsoft.com/office/drawing/2016/ink" xmlns:am3d="http://schemas.microsoft.com/office/drawing/2017/model3d" xmlns:o="urn:schemas-microsoft-com:office:office" xmlns:oel="http://schemas.microsoft.com/office/2019/extlst" xmlns:r="http://schemas.openxmlformats.org/officeDocument/2006/relationships" xmlns:m="http://schemas.openxmlformats.org/officeDocument/2006/math" xmlns:v="urn:schemas-microsoft-com:vml" xmlns:wp14="http://schemas.microsoft.com/office/word/2010/wordprocessingDrawing" xmlns:wp="http://schemas.openxmlformats.org/drawingml/2006/wordprocessingDrawing" xmlns:w10="urn:schemas-microsoft-com:office:word" xmlns:w="http://schemas.openxmlformats.org/wordprocessingml/2006/main" xmlns:w14="http://schemas.microsoft.com/office/word/2010/wordml" xmlns:w15="http://schemas.microsoft.com/office/word/2012/wordml" xmlns:w16cex="http://schemas.microsoft.com/office/word/2018/wordml/cex" xmlns:w16cid="http://schemas.microsoft.com/office/word/2016/wordml/cid" xmlns:w16="http://schemas.microsoft.com/office/word/2018/wordml" xmlns:w16sdtdh="http://schemas.microsoft.com/office/word/2020/wordml/sdtdatahash" xmlns:w16se="http://schemas.microsoft.com/office/word/2015/wordml/symex" xmlns:wpg="http://schemas.microsoft.com/office/word/2010/wordprocessingGroup" xmlns:wpi="http://schemas.microsoft.com/office/word/2010/wordprocessingInk" xmlns:wne="http://schemas.microsoft.com/office/word/2006/wordml" xmlns:wps="http://schemas.microsoft.com/office/word/2010/wordprocessingShape" mc:Ignorable="w14 w15 w16se w16cid w16 w16cex w16sdtdh wp14">
   <w:body>
     <w:p>
       <w:pPr>
-        <w:spacing w:after="0"/>
-        <w:rPr>
-          <w:sz w:val="28"/>
-          <w:szCs w:val="28"/>
-          <w:lang w:val="uk-UA"/>
-        </w:rPr>
-      </w:pPr>
-      <w:r>
-        <w:rPr>
-          <w:sz w:val="28"/>
-          <w:szCs w:val="28"/>
-          <w:lang w:val="uk-UA"/>
-        </w:rPr>
-        <w:t>Ф</w:t>
-      </w:r>
-    </w:p>
-    <w:p>
-      <w:pPr>
-        <w:spacing w:after="0"/>
-        <w:rPr>
-          <w:sz w:val="28"/>
-          <w:szCs w:val="28"/>
-          <w:lang w:val="uk-UA"/>
-        </w:rPr>
-      </w:pPr>
-      <w:r>
-        <w:rPr>
-          <w:sz w:val="28"/>
-          <w:szCs w:val="28"/>
-          <w:lang w:val="uk-UA"/>
-        </w:rPr>
-        <w:t>ф</w:t>
+        <w:rPr>
+          <w:rFonts w:ascii="Times New Roman" w:hAnsi="Times New Roman" w:cs="Times New Roman"/>
+          <w:sz w:val="28"/>
+          <w:szCs w:val="28"/>
+          <w:lang w:val="uk-UA"/>
+        </w:rPr>
+      </w:pPr>
+      <w:r>
+        <w:rPr>
+          <w:rFonts w:ascii="Times New Roman" w:hAnsi="Times New Roman" w:cs="Times New Roman"/>
+          <w:sz w:val="28"/>
+          <w:szCs w:val="28"/>
+          <w:lang w:val="uk-UA"/>
+        </w:rPr>
+        <w:t>Тести для закріплення матеріалу</w:t>
+      </w:r>
+    </w:p>
+    <w:p>
+      <w:pPr>
+        <w:rPr>
+          <w:rFonts w:ascii="Times New Roman" w:hAnsi="Times New Roman" w:cs="Times New Roman"/>
+          <w:sz w:val="28"/>
+          <w:szCs w:val="28"/>
+          <w:lang w:val="uk-UA"/>
+        </w:rPr>
+      </w:pPr>
+    </w:p>
+    <w:p>
+      <w:pPr>
+        <w:rPr>
+          <w:rFonts w:ascii="Times New Roman" w:hAnsi="Times New Roman" w:cs="Times New Roman"/>
+          <w:sz w:val="28"/>
+          <w:szCs w:val="28"/>
+          <w:lang w:val="uk-UA"/>
+        </w:rPr>
+      </w:pPr>
+      <w:r>
+        <w:rPr>
+          <w:rFonts w:ascii="Times New Roman" w:hAnsi="Times New Roman" w:cs="Times New Roman"/>
+          <w:sz w:val="28"/>
+          <w:szCs w:val="28"/>
+          <w:lang w:val="uk-UA"/>
+        </w:rPr>
+        <w:t>1. Перерахувати алгоритми пошуку</w:t>
+      </w:r>
+    </w:p>
+    <w:p>
+      <w:pPr>
+        <w:rPr>
+          <w:rFonts w:ascii="Times New Roman" w:hAnsi="Times New Roman" w:cs="Times New Roman"/>
+          <w:sz w:val="28"/>
+          <w:szCs w:val="28"/>
+          <w:lang w:val="uk-UA"/>
+        </w:rPr>
+      </w:pPr>
+      <w:r>
+        <w:rPr>
+          <w:rFonts w:ascii="Times New Roman" w:hAnsi="Times New Roman" w:cs="Times New Roman"/>
+          <w:sz w:val="28"/>
+          <w:szCs w:val="28"/>
+          <w:lang w:val="uk-UA"/>
+        </w:rPr>
+        <w:t>1) бульбашки;</w:t>
+      </w:r>
+    </w:p>
+    <w:p>
+      <w:pPr>
+        <w:rPr>
+          <w:rFonts w:ascii="Times New Roman" w:hAnsi="Times New Roman" w:cs="Times New Roman"/>
+          <w:b/>
+          <w:bCs/>
+          <w:sz w:val="28"/>
+          <w:szCs w:val="28"/>
+          <w:lang w:val="uk-UA"/>
+        </w:rPr>
+      </w:pPr>
+      <w:r>
+        <w:rPr>
+          <w:rFonts w:ascii="Times New Roman" w:hAnsi="Times New Roman" w:cs="Times New Roman"/>
+          <w:b/>
+          <w:bCs/>
+          <w:sz w:val="28"/>
+          <w:szCs w:val="28"/>
+          <w:lang w:val="uk-UA"/>
+        </w:rPr>
+        <w:t>2) лінійний;</w:t>
+      </w:r>
+    </w:p>
+    <w:p>
+      <w:pPr>
+        <w:rPr>
+          <w:rFonts w:ascii="Times New Roman" w:hAnsi="Times New Roman" w:cs="Times New Roman"/>
+          <w:sz w:val="28"/>
+          <w:szCs w:val="28"/>
+          <w:lang w:val="uk-UA"/>
+        </w:rPr>
+      </w:pPr>
+      <w:r>
+        <w:rPr>
+          <w:rFonts w:ascii="Times New Roman" w:hAnsi="Times New Roman" w:cs="Times New Roman"/>
+          <w:sz w:val="28"/>
+          <w:szCs w:val="28"/>
+          <w:lang w:val="uk-UA"/>
+        </w:rPr>
+        <w:t>3) ортогональний;</w:t>
+      </w:r>
+    </w:p>
+    <w:p>
+      <w:pPr>
+        <w:rPr>
+          <w:rFonts w:ascii="Times New Roman" w:hAnsi="Times New Roman" w:cs="Times New Roman"/>
+          <w:b/>
+          <w:bCs/>
+          <w:sz w:val="28"/>
+          <w:szCs w:val="28"/>
+          <w:lang w:val="uk-UA"/>
+        </w:rPr>
+      </w:pPr>
+      <w:r>
+        <w:rPr>
+          <w:rFonts w:ascii="Times New Roman" w:hAnsi="Times New Roman" w:cs="Times New Roman"/>
+          <w:b/>
+          <w:bCs/>
+          <w:sz w:val="28"/>
+          <w:szCs w:val="28"/>
+          <w:lang w:val="uk-UA"/>
+        </w:rPr>
+        <w:t>4) бінарний;</w:t>
+      </w:r>
+    </w:p>
+    <w:p>
+      <w:pPr>
+        <w:rPr>
+          <w:rFonts w:ascii="Times New Roman" w:hAnsi="Times New Roman" w:cs="Times New Roman"/>
+          <w:b/>
+          <w:bCs/>
+          <w:sz w:val="28"/>
+          <w:szCs w:val="28"/>
+          <w:lang w:val="uk-UA"/>
+        </w:rPr>
+      </w:pPr>
+      <w:r>
+        <w:rPr>
+          <w:rFonts w:ascii="Times New Roman" w:hAnsi="Times New Roman" w:cs="Times New Roman"/>
+          <w:b/>
+          <w:bCs/>
+          <w:sz w:val="28"/>
+          <w:szCs w:val="28"/>
+          <w:lang w:val="uk-UA"/>
+        </w:rPr>
+        <w:t>5) інтерполяційний.</w:t>
+      </w:r>
+    </w:p>
+    <w:p>
+      <w:pPr>
+        <w:rPr>
+          <w:rFonts w:ascii="Times New Roman" w:hAnsi="Times New Roman" w:cs="Times New Roman"/>
+          <w:sz w:val="28"/>
+          <w:szCs w:val="28"/>
+          <w:lang w:val="uk-UA"/>
+        </w:rPr>
+      </w:pPr>
+    </w:p>
+    <w:p>
+      <w:pPr>
+        <w:rPr>
+          <w:rFonts w:ascii="Times New Roman" w:hAnsi="Times New Roman" w:cs="Times New Roman"/>
+          <w:sz w:val="28"/>
+          <w:szCs w:val="28"/>
+          <w:lang w:val="uk-UA"/>
+        </w:rPr>
+      </w:pPr>
+      <w:r>
+        <w:rPr>
+          <w:rFonts w:ascii="Times New Roman" w:hAnsi="Times New Roman" w:cs="Times New Roman"/>
+          <w:sz w:val="28"/>
+          <w:szCs w:val="28"/>
+          <w:lang w:val="uk-UA"/>
+        </w:rPr>
+        <w:t>2. Перерахувати алгоритми пошуку</w:t>
+      </w:r>
+    </w:p>
+    <w:p>
+      <w:pPr>
+        <w:rPr>
+          <w:rFonts w:ascii="Times New Roman" w:hAnsi="Times New Roman" w:cs="Times New Roman"/>
+          <w:b/>
+          <w:bCs/>
+          <w:sz w:val="28"/>
+          <w:szCs w:val="28"/>
+          <w:lang w:val="uk-UA"/>
+        </w:rPr>
+      </w:pPr>
+      <w:r>
+        <w:rPr>
+          <w:rFonts w:ascii="Times New Roman" w:hAnsi="Times New Roman" w:cs="Times New Roman"/>
+          <w:b/>
+          <w:bCs/>
+          <w:sz w:val="28"/>
+          <w:szCs w:val="28"/>
+          <w:lang w:val="uk-UA"/>
+        </w:rPr>
+        <w:t>1) бульбашки;</w:t>
+      </w:r>
+    </w:p>
+    <w:p>
+      <w:pPr>
+        <w:rPr>
+          <w:rFonts w:ascii="Times New Roman" w:hAnsi="Times New Roman" w:cs="Times New Roman"/>
+          <w:sz w:val="28"/>
+          <w:szCs w:val="28"/>
+          <w:lang w:val="uk-UA"/>
+        </w:rPr>
+      </w:pPr>
+      <w:r>
+        <w:rPr>
+          <w:rFonts w:ascii="Times New Roman" w:hAnsi="Times New Roman" w:cs="Times New Roman"/>
+          <w:sz w:val="28"/>
+          <w:szCs w:val="28"/>
+          <w:lang w:val="uk-UA"/>
+        </w:rPr>
+        <w:t>2) лінійний;</w:t>
+      </w:r>
+    </w:p>
+    <w:p>
+      <w:pPr>
+        <w:rPr>
+          <w:rFonts w:ascii="Times New Roman" w:hAnsi="Times New Roman" w:cs="Times New Roman"/>
+          <w:b/>
+          <w:bCs/>
+          <w:sz w:val="28"/>
+          <w:szCs w:val="28"/>
+          <w:lang w:val="uk-UA"/>
+        </w:rPr>
+      </w:pPr>
+      <w:r>
+        <w:rPr>
+          <w:rFonts w:ascii="Times New Roman" w:hAnsi="Times New Roman" w:cs="Times New Roman"/>
+          <w:b/>
+          <w:bCs/>
+          <w:sz w:val="28"/>
+          <w:szCs w:val="28"/>
+          <w:lang w:val="uk-UA"/>
+        </w:rPr>
+        <w:t xml:space="preserve">3) </w:t>
+      </w:r>
+      <w:proofErr w:type="spellStart"/>
+      <w:r>
+        <w:rPr>
+          <w:rFonts w:ascii="Times New Roman" w:hAnsi="Times New Roman" w:cs="Times New Roman"/>
+          <w:b/>
+          <w:bCs/>
+          <w:sz w:val="28"/>
+          <w:szCs w:val="28"/>
+          <w:lang w:val="uk-UA"/>
+        </w:rPr>
+        <w:t>Боуера</w:t>
+      </w:r>
+      <w:proofErr w:type="spellEnd"/>
+      <w:r>
+        <w:rPr>
+          <w:rFonts w:ascii="Times New Roman" w:hAnsi="Times New Roman" w:cs="Times New Roman"/>
+          <w:b/>
+          <w:bCs/>
+          <w:sz w:val="28"/>
+          <w:szCs w:val="28"/>
+          <w:lang w:val="uk-UA"/>
+        </w:rPr>
+        <w:t xml:space="preserve"> і Мура;</w:t>
+      </w:r>
+    </w:p>
+    <w:p>
+      <w:pPr>
+        <w:rPr>
+          <w:rFonts w:ascii="Times New Roman" w:hAnsi="Times New Roman" w:cs="Times New Roman"/>
+          <w:b/>
+          <w:bCs/>
+          <w:sz w:val="28"/>
+          <w:szCs w:val="28"/>
+          <w:lang w:val="uk-UA"/>
+        </w:rPr>
+      </w:pPr>
+      <w:r>
+        <w:rPr>
+          <w:rFonts w:ascii="Times New Roman" w:hAnsi="Times New Roman" w:cs="Times New Roman"/>
+          <w:b/>
+          <w:bCs/>
+          <w:sz w:val="28"/>
+          <w:szCs w:val="28"/>
+          <w:lang w:val="uk-UA"/>
+        </w:rPr>
+        <w:t>4) бінарний;</w:t>
+      </w:r>
+    </w:p>
+    <w:p>
+      <w:pPr>
+        <w:rPr>
+          <w:rFonts w:ascii="Times New Roman" w:hAnsi="Times New Roman" w:cs="Times New Roman"/>
+          <w:sz w:val="28"/>
+          <w:szCs w:val="28"/>
+          <w:lang w:val="uk-UA"/>
+        </w:rPr>
+      </w:pPr>
+      <w:r>
+        <w:rPr>
+          <w:rFonts w:ascii="Times New Roman" w:hAnsi="Times New Roman" w:cs="Times New Roman"/>
+          <w:sz w:val="28"/>
+          <w:szCs w:val="28"/>
+          <w:lang w:val="uk-UA"/>
+        </w:rPr>
+        <w:t>5) Кнута-Моріса-</w:t>
+      </w:r>
+      <w:proofErr w:type="spellStart"/>
+      <w:r>
+        <w:rPr>
+          <w:rFonts w:ascii="Times New Roman" w:hAnsi="Times New Roman" w:cs="Times New Roman"/>
+          <w:sz w:val="28"/>
+          <w:szCs w:val="28"/>
+          <w:lang w:val="uk-UA"/>
+        </w:rPr>
+        <w:t>Прата</w:t>
+      </w:r>
+      <w:proofErr w:type="spellEnd"/>
+      <w:r>
+        <w:rPr>
+          <w:rFonts w:ascii="Times New Roman" w:hAnsi="Times New Roman" w:cs="Times New Roman"/>
+          <w:sz w:val="28"/>
+          <w:szCs w:val="28"/>
+          <w:lang w:val="uk-UA"/>
+        </w:rPr>
+        <w:t>.</w:t>
+      </w:r>
+    </w:p>
+    <w:p>
+      <w:pPr>
+        <w:rPr>
+          <w:rFonts w:ascii="Times New Roman" w:hAnsi="Times New Roman" w:cs="Times New Roman"/>
+          <w:sz w:val="28"/>
+          <w:szCs w:val="28"/>
+          <w:lang w:val="uk-UA"/>
+        </w:rPr>
+      </w:pPr>
+    </w:p>
+    <w:p>
+      <w:pPr>
+        <w:rPr>
+          <w:rFonts w:ascii="Times New Roman" w:hAnsi="Times New Roman" w:cs="Times New Roman"/>
+          <w:sz w:val="28"/>
+          <w:szCs w:val="28"/>
+          <w:lang w:val="uk-UA"/>
+        </w:rPr>
+      </w:pPr>
+      <w:r>
+        <w:rPr>
+          <w:rFonts w:ascii="Times New Roman" w:hAnsi="Times New Roman" w:cs="Times New Roman"/>
+          <w:sz w:val="28"/>
+          <w:szCs w:val="28"/>
+          <w:lang w:val="uk-UA"/>
+        </w:rPr>
+        <w:t>3. Перерахувати алгоритми пошуку в стрічках</w:t>
+      </w:r>
+    </w:p>
+    <w:p>
+      <w:pPr>
+        <w:rPr>
+          <w:rFonts w:ascii="Times New Roman" w:hAnsi="Times New Roman" w:cs="Times New Roman"/>
+          <w:b/>
+          <w:bCs/>
+          <w:sz w:val="28"/>
+          <w:szCs w:val="28"/>
+          <w:lang w:val="uk-UA"/>
+        </w:rPr>
+      </w:pPr>
+      <w:r>
+        <w:rPr>
+          <w:rFonts w:ascii="Times New Roman" w:hAnsi="Times New Roman" w:cs="Times New Roman"/>
+          <w:b/>
+          <w:bCs/>
+          <w:sz w:val="28"/>
+          <w:szCs w:val="28"/>
+          <w:lang w:val="uk-UA"/>
+        </w:rPr>
+        <w:t xml:space="preserve">1) </w:t>
+      </w:r>
+      <w:proofErr w:type="spellStart"/>
+      <w:r>
+        <w:rPr>
+          <w:rFonts w:ascii="Times New Roman" w:hAnsi="Times New Roman" w:cs="Times New Roman"/>
+          <w:b/>
+          <w:bCs/>
+          <w:sz w:val="28"/>
+          <w:szCs w:val="28"/>
+          <w:lang w:val="uk-UA"/>
+        </w:rPr>
+        <w:t>Боуера</w:t>
+      </w:r>
+      <w:proofErr w:type="spellEnd"/>
+      <w:r>
+        <w:rPr>
+          <w:rFonts w:ascii="Times New Roman" w:hAnsi="Times New Roman" w:cs="Times New Roman"/>
+          <w:b/>
+          <w:bCs/>
+          <w:sz w:val="28"/>
+          <w:szCs w:val="28"/>
+          <w:lang w:val="uk-UA"/>
+        </w:rPr>
+        <w:t xml:space="preserve"> і Мура;</w:t>
+      </w:r>
+    </w:p>
+    <w:p>
+      <w:pPr>
+        <w:rPr>
+          <w:rFonts w:ascii="Times New Roman" w:hAnsi="Times New Roman" w:cs="Times New Roman"/>
+          <w:sz w:val="28"/>
+          <w:szCs w:val="28"/>
+          <w:lang w:val="uk-UA"/>
+        </w:rPr>
+      </w:pPr>
+      <w:r>
+        <w:rPr>
+          <w:rFonts w:ascii="Times New Roman" w:hAnsi="Times New Roman" w:cs="Times New Roman"/>
+          <w:sz w:val="28"/>
+          <w:szCs w:val="28"/>
+          <w:lang w:val="uk-UA"/>
+        </w:rPr>
+        <w:t>2) Бінарний;</w:t>
+      </w:r>
+    </w:p>
+    <w:p>
+      <w:pPr>
+        <w:rPr>
+          <w:rFonts w:ascii="Times New Roman" w:hAnsi="Times New Roman" w:cs="Times New Roman"/>
+          <w:b/>
+          <w:bCs/>
+          <w:sz w:val="28"/>
+          <w:szCs w:val="28"/>
+          <w:lang w:val="uk-UA"/>
+        </w:rPr>
+      </w:pPr>
+      <w:r>
+        <w:rPr>
+          <w:rFonts w:ascii="Times New Roman" w:hAnsi="Times New Roman" w:cs="Times New Roman"/>
+          <w:b/>
+          <w:bCs/>
+          <w:sz w:val="28"/>
+          <w:szCs w:val="28"/>
+          <w:lang w:val="uk-UA"/>
+        </w:rPr>
+        <w:t>3) Кнута-Моріса-</w:t>
+      </w:r>
+      <w:proofErr w:type="spellStart"/>
+      <w:r>
+        <w:rPr>
+          <w:rFonts w:ascii="Times New Roman" w:hAnsi="Times New Roman" w:cs="Times New Roman"/>
+          <w:b/>
+          <w:bCs/>
+          <w:sz w:val="28"/>
+          <w:szCs w:val="28"/>
+          <w:lang w:val="uk-UA"/>
+        </w:rPr>
+        <w:t>Прата</w:t>
+      </w:r>
+      <w:proofErr w:type="spellEnd"/>
+      <w:r>
+        <w:rPr>
+          <w:rFonts w:ascii="Times New Roman" w:hAnsi="Times New Roman" w:cs="Times New Roman"/>
+          <w:b/>
+          <w:bCs/>
+          <w:sz w:val="28"/>
+          <w:szCs w:val="28"/>
+          <w:lang w:val="uk-UA"/>
+        </w:rPr>
+        <w:t>;</w:t>
+      </w:r>
+    </w:p>
+    <w:p>
+      <w:pPr>
+        <w:rPr>
+          <w:rFonts w:ascii="Times New Roman" w:hAnsi="Times New Roman" w:cs="Times New Roman"/>
+          <w:b/>
+          <w:bCs/>
+          <w:sz w:val="28"/>
+          <w:szCs w:val="28"/>
+          <w:lang w:val="uk-UA"/>
+        </w:rPr>
+      </w:pPr>
+      <w:r>
+        <w:rPr>
+          <w:rFonts w:ascii="Times New Roman" w:hAnsi="Times New Roman" w:cs="Times New Roman"/>
+          <w:b/>
+          <w:bCs/>
+          <w:sz w:val="28"/>
+          <w:szCs w:val="28"/>
+          <w:lang w:val="uk-UA"/>
+        </w:rPr>
+        <w:t>4) прямий пошук;</w:t>
+      </w:r>
+    </w:p>
+    <w:p>
+      <w:pPr>
+        <w:rPr>
+          <w:rFonts w:ascii="Times New Roman" w:hAnsi="Times New Roman" w:cs="Times New Roman"/>
+          <w:sz w:val="28"/>
+          <w:szCs w:val="28"/>
+          <w:lang w:val="uk-UA"/>
+        </w:rPr>
+      </w:pPr>
+      <w:r>
+        <w:rPr>
+          <w:rFonts w:ascii="Times New Roman" w:hAnsi="Times New Roman" w:cs="Times New Roman"/>
+          <w:sz w:val="28"/>
+          <w:szCs w:val="28"/>
+          <w:lang w:val="uk-UA"/>
+        </w:rPr>
+        <w:t>5) паралельний пошук.</w:t>
+      </w:r>
+    </w:p>
+    <w:p>
+      <w:pPr>
+        <w:rPr>
+          <w:rFonts w:ascii="Times New Roman" w:hAnsi="Times New Roman" w:cs="Times New Roman"/>
+          <w:sz w:val="28"/>
+          <w:szCs w:val="28"/>
+          <w:lang w:val="uk-UA"/>
+        </w:rPr>
+      </w:pPr>
+    </w:p>
+    <w:p>
+      <w:pPr>
+        <w:rPr>
+          <w:rFonts w:ascii="Times New Roman" w:hAnsi="Times New Roman" w:cs="Times New Roman"/>
+          <w:sz w:val="28"/>
+          <w:szCs w:val="28"/>
+          <w:lang w:val="uk-UA"/>
+        </w:rPr>
+      </w:pPr>
+      <w:r>
+        <w:rPr>
+          <w:rFonts w:ascii="Times New Roman" w:hAnsi="Times New Roman" w:cs="Times New Roman"/>
+          <w:sz w:val="28"/>
+          <w:szCs w:val="28"/>
+          <w:lang w:val="uk-UA"/>
+        </w:rPr>
+        <w:t>4. За фраґментом програми визначте метод пошуку:</w:t>
+      </w:r>
+    </w:p>
+    <w:p>
+      <w:pPr>
+        <w:rPr>
+          <w:rFonts w:ascii="Times New Roman" w:hAnsi="Times New Roman" w:cs="Times New Roman"/>
+          <w:sz w:val="28"/>
+          <w:szCs w:val="28"/>
+          <w:lang w:val="uk-UA"/>
+        </w:rPr>
+      </w:pPr>
+      <w:r>
+        <w:rPr>
+          <w:rFonts w:ascii="Times New Roman" w:hAnsi="Times New Roman" w:cs="Times New Roman"/>
+          <w:sz w:val="28"/>
+          <w:szCs w:val="28"/>
+          <w:lang w:val="uk-UA"/>
+        </w:rPr>
+        <w:t>L := 0;</w:t>
+      </w:r>
+    </w:p>
+    <w:p>
+      <w:pPr>
+        <w:rPr>
+          <w:rFonts w:ascii="Times New Roman" w:hAnsi="Times New Roman" w:cs="Times New Roman"/>
+          <w:sz w:val="28"/>
+          <w:szCs w:val="28"/>
+          <w:lang w:val="uk-UA"/>
+        </w:rPr>
+      </w:pPr>
+      <w:r>
+        <w:rPr>
+          <w:rFonts w:ascii="Times New Roman" w:hAnsi="Times New Roman" w:cs="Times New Roman"/>
+          <w:sz w:val="28"/>
+          <w:szCs w:val="28"/>
+          <w:lang w:val="uk-UA"/>
+        </w:rPr>
+        <w:t>R := N;</w:t>
+      </w:r>
+    </w:p>
+    <w:p>
+      <w:pPr>
+        <w:rPr>
+          <w:rFonts w:ascii="Times New Roman" w:hAnsi="Times New Roman" w:cs="Times New Roman"/>
+          <w:sz w:val="28"/>
+          <w:szCs w:val="28"/>
+          <w:lang w:val="uk-UA"/>
+        </w:rPr>
+      </w:pPr>
+      <w:proofErr w:type="spellStart"/>
+      <w:r>
+        <w:rPr>
+          <w:rFonts w:ascii="Times New Roman" w:hAnsi="Times New Roman" w:cs="Times New Roman"/>
+          <w:sz w:val="28"/>
+          <w:szCs w:val="28"/>
+          <w:lang w:val="uk-UA"/>
+        </w:rPr>
+        <w:t>while</w:t>
+      </w:r>
+      <w:proofErr w:type="spellEnd"/>
+      <w:r>
+        <w:rPr>
+          <w:rFonts w:ascii="Times New Roman" w:hAnsi="Times New Roman" w:cs="Times New Roman"/>
+          <w:sz w:val="28"/>
+          <w:szCs w:val="28"/>
+          <w:lang w:val="uk-UA"/>
+        </w:rPr>
+        <w:t xml:space="preserve"> L &amp;</w:t>
+      </w:r>
+      <w:proofErr w:type="spellStart"/>
+      <w:r>
+        <w:rPr>
+          <w:rFonts w:ascii="Times New Roman" w:hAnsi="Times New Roman" w:cs="Times New Roman"/>
+          <w:sz w:val="28"/>
+          <w:szCs w:val="28"/>
+          <w:lang w:val="uk-UA"/>
+        </w:rPr>
+        <w:t>lt</w:t>
+      </w:r>
+      <w:proofErr w:type="spellEnd"/>
+      <w:r>
+        <w:rPr>
+          <w:rFonts w:ascii="Times New Roman" w:hAnsi="Times New Roman" w:cs="Times New Roman"/>
+          <w:sz w:val="28"/>
+          <w:szCs w:val="28"/>
+          <w:lang w:val="uk-UA"/>
+        </w:rPr>
+        <w:t xml:space="preserve">; R </w:t>
+      </w:r>
+      <w:proofErr w:type="spellStart"/>
+      <w:r>
+        <w:rPr>
+          <w:rFonts w:ascii="Times New Roman" w:hAnsi="Times New Roman" w:cs="Times New Roman"/>
+          <w:sz w:val="28"/>
+          <w:szCs w:val="28"/>
+          <w:lang w:val="uk-UA"/>
+        </w:rPr>
+        <w:t>do</w:t>
+      </w:r>
+      <w:proofErr w:type="spellEnd"/>
+    </w:p>
+    <w:p>
+      <w:pPr>
+        <w:rPr>
+          <w:rFonts w:ascii="Times New Roman" w:hAnsi="Times New Roman" w:cs="Times New Roman"/>
+          <w:sz w:val="28"/>
+          <w:szCs w:val="28"/>
+          <w:lang w:val="uk-UA"/>
+        </w:rPr>
+      </w:pPr>
+      <w:proofErr w:type="spellStart"/>
+      <w:r>
+        <w:rPr>
+          <w:rFonts w:ascii="Times New Roman" w:hAnsi="Times New Roman" w:cs="Times New Roman"/>
+          <w:sz w:val="28"/>
+          <w:szCs w:val="28"/>
+          <w:lang w:val="uk-UA"/>
+        </w:rPr>
+        <w:t>begin</w:t>
+      </w:r>
+      <w:proofErr w:type="spellEnd"/>
+    </w:p>
+    <w:p>
+      <w:pPr>
+        <w:rPr>
+          <w:rFonts w:ascii="Times New Roman" w:hAnsi="Times New Roman" w:cs="Times New Roman"/>
+          <w:sz w:val="28"/>
+          <w:szCs w:val="28"/>
+          <w:lang w:val="uk-UA"/>
+        </w:rPr>
+      </w:pPr>
+      <w:r>
+        <w:rPr>
+          <w:rFonts w:ascii="Times New Roman" w:hAnsi="Times New Roman" w:cs="Times New Roman"/>
+          <w:sz w:val="28"/>
+          <w:szCs w:val="28"/>
+          <w:lang w:val="uk-UA"/>
+        </w:rPr>
+        <w:t>m := (L + R) div 2;</w:t>
+      </w:r>
+    </w:p>
+    <w:p>
+      <w:pPr>
+        <w:rPr>
+          <w:rFonts w:ascii="Times New Roman" w:hAnsi="Times New Roman" w:cs="Times New Roman"/>
+          <w:sz w:val="28"/>
+          <w:szCs w:val="28"/>
+          <w:lang w:val="uk-UA"/>
+        </w:rPr>
+      </w:pPr>
+      <w:r>
+        <w:rPr>
+          <w:rFonts w:ascii="Times New Roman" w:hAnsi="Times New Roman" w:cs="Times New Roman"/>
+          <w:sz w:val="28"/>
+          <w:szCs w:val="28"/>
+          <w:lang w:val="uk-UA"/>
+        </w:rPr>
+        <w:t>i := 0;</w:t>
+      </w:r>
+    </w:p>
+    <w:p>
+      <w:pPr>
+        <w:rPr>
+          <w:rFonts w:ascii="Times New Roman" w:hAnsi="Times New Roman" w:cs="Times New Roman"/>
+          <w:sz w:val="28"/>
+          <w:szCs w:val="28"/>
+          <w:lang w:val="uk-UA"/>
+        </w:rPr>
+      </w:pPr>
+      <w:proofErr w:type="spellStart"/>
+      <w:r>
+        <w:rPr>
+          <w:rFonts w:ascii="Times New Roman" w:hAnsi="Times New Roman" w:cs="Times New Roman"/>
+          <w:sz w:val="28"/>
+          <w:szCs w:val="28"/>
+          <w:lang w:val="uk-UA"/>
+        </w:rPr>
+        <w:lastRenderedPageBreak/>
+        <w:t>while</w:t>
+      </w:r>
+      <w:proofErr w:type="spellEnd"/>
+      <w:r>
+        <w:rPr>
+          <w:rFonts w:ascii="Times New Roman" w:hAnsi="Times New Roman" w:cs="Times New Roman"/>
+          <w:sz w:val="28"/>
+          <w:szCs w:val="28"/>
+          <w:lang w:val="uk-UA"/>
+        </w:rPr>
+        <w:t xml:space="preserve"> (T[m, i] = x[i]) </w:t>
+      </w:r>
+      <w:proofErr w:type="spellStart"/>
+      <w:r>
+        <w:rPr>
+          <w:rFonts w:ascii="Times New Roman" w:hAnsi="Times New Roman" w:cs="Times New Roman"/>
+          <w:sz w:val="28"/>
+          <w:szCs w:val="28"/>
+          <w:lang w:val="uk-UA"/>
+        </w:rPr>
+        <w:t>and</w:t>
+      </w:r>
+      <w:proofErr w:type="spellEnd"/>
+      <w:r>
+        <w:rPr>
+          <w:rFonts w:ascii="Times New Roman" w:hAnsi="Times New Roman" w:cs="Times New Roman"/>
+          <w:sz w:val="28"/>
+          <w:szCs w:val="28"/>
+          <w:lang w:val="uk-UA"/>
+        </w:rPr>
+        <w:t xml:space="preserve"> (x[i] &amp;</w:t>
+      </w:r>
+      <w:proofErr w:type="spellStart"/>
+      <w:r>
+        <w:rPr>
+          <w:rFonts w:ascii="Times New Roman" w:hAnsi="Times New Roman" w:cs="Times New Roman"/>
+          <w:sz w:val="28"/>
+          <w:szCs w:val="28"/>
+          <w:lang w:val="uk-UA"/>
+        </w:rPr>
+        <w:t>lt</w:t>
+      </w:r>
+      <w:proofErr w:type="spellEnd"/>
+      <w:r>
+        <w:rPr>
+          <w:rFonts w:ascii="Times New Roman" w:hAnsi="Times New Roman" w:cs="Times New Roman"/>
+          <w:sz w:val="28"/>
+          <w:szCs w:val="28"/>
+          <w:lang w:val="uk-UA"/>
+        </w:rPr>
+        <w:t>;&amp;</w:t>
+      </w:r>
+      <w:proofErr w:type="spellStart"/>
+      <w:r>
+        <w:rPr>
+          <w:rFonts w:ascii="Times New Roman" w:hAnsi="Times New Roman" w:cs="Times New Roman"/>
+          <w:sz w:val="28"/>
+          <w:szCs w:val="28"/>
+          <w:lang w:val="uk-UA"/>
+        </w:rPr>
+        <w:t>gt</w:t>
+      </w:r>
+      <w:proofErr w:type="spellEnd"/>
+      <w:r>
+        <w:rPr>
+          <w:rFonts w:ascii="Times New Roman" w:hAnsi="Times New Roman" w:cs="Times New Roman"/>
+          <w:sz w:val="28"/>
+          <w:szCs w:val="28"/>
+          <w:lang w:val="uk-UA"/>
+        </w:rPr>
+        <w:t xml:space="preserve">; 00h) </w:t>
+      </w:r>
+      <w:proofErr w:type="spellStart"/>
+      <w:r>
+        <w:rPr>
+          <w:rFonts w:ascii="Times New Roman" w:hAnsi="Times New Roman" w:cs="Times New Roman"/>
+          <w:sz w:val="28"/>
+          <w:szCs w:val="28"/>
+          <w:lang w:val="uk-UA"/>
+        </w:rPr>
+        <w:t>do</w:t>
+      </w:r>
+      <w:proofErr w:type="spellEnd"/>
+      <w:r>
+        <w:rPr>
+          <w:rFonts w:ascii="Times New Roman" w:hAnsi="Times New Roman" w:cs="Times New Roman"/>
+          <w:sz w:val="28"/>
+          <w:szCs w:val="28"/>
+          <w:lang w:val="uk-UA"/>
+        </w:rPr>
+        <w:t xml:space="preserve"> i := i + 1;</w:t>
+      </w:r>
+    </w:p>
+    <w:p>
+      <w:pPr>
+        <w:rPr>
+          <w:rFonts w:ascii="Times New Roman" w:hAnsi="Times New Roman" w:cs="Times New Roman"/>
+          <w:sz w:val="28"/>
+          <w:szCs w:val="28"/>
+          <w:lang w:val="uk-UA"/>
+        </w:rPr>
+      </w:pPr>
+      <w:proofErr w:type="spellStart"/>
+      <w:r>
+        <w:rPr>
+          <w:rFonts w:ascii="Times New Roman" w:hAnsi="Times New Roman" w:cs="Times New Roman"/>
+          <w:sz w:val="28"/>
+          <w:szCs w:val="28"/>
+          <w:lang w:val="uk-UA"/>
+        </w:rPr>
+        <w:t>if</w:t>
+      </w:r>
+      <w:proofErr w:type="spellEnd"/>
+      <w:r>
+        <w:rPr>
+          <w:rFonts w:ascii="Times New Roman" w:hAnsi="Times New Roman" w:cs="Times New Roman"/>
+          <w:sz w:val="28"/>
+          <w:szCs w:val="28"/>
+          <w:lang w:val="uk-UA"/>
+        </w:rPr>
+        <w:t xml:space="preserve"> T[m, i] &amp;</w:t>
+      </w:r>
+      <w:proofErr w:type="spellStart"/>
+      <w:r>
+        <w:rPr>
+          <w:rFonts w:ascii="Times New Roman" w:hAnsi="Times New Roman" w:cs="Times New Roman"/>
+          <w:sz w:val="28"/>
+          <w:szCs w:val="28"/>
+          <w:lang w:val="uk-UA"/>
+        </w:rPr>
+        <w:t>lt</w:t>
+      </w:r>
+      <w:proofErr w:type="spellEnd"/>
+      <w:r>
+        <w:rPr>
+          <w:rFonts w:ascii="Times New Roman" w:hAnsi="Times New Roman" w:cs="Times New Roman"/>
+          <w:sz w:val="28"/>
+          <w:szCs w:val="28"/>
+          <w:lang w:val="uk-UA"/>
+        </w:rPr>
+        <w:t xml:space="preserve">; x[i] </w:t>
+      </w:r>
+      <w:proofErr w:type="spellStart"/>
+      <w:r>
+        <w:rPr>
+          <w:rFonts w:ascii="Times New Roman" w:hAnsi="Times New Roman" w:cs="Times New Roman"/>
+          <w:sz w:val="28"/>
+          <w:szCs w:val="28"/>
+          <w:lang w:val="uk-UA"/>
+        </w:rPr>
+        <w:t>then</w:t>
+      </w:r>
+      <w:proofErr w:type="spellEnd"/>
+      <w:r>
+        <w:rPr>
+          <w:rFonts w:ascii="Times New Roman" w:hAnsi="Times New Roman" w:cs="Times New Roman"/>
+          <w:sz w:val="28"/>
+          <w:szCs w:val="28"/>
+          <w:lang w:val="uk-UA"/>
+        </w:rPr>
+        <w:t xml:space="preserve"> L := m + 1 </w:t>
+      </w:r>
+      <w:proofErr w:type="spellStart"/>
+      <w:r>
+        <w:rPr>
+          <w:rFonts w:ascii="Times New Roman" w:hAnsi="Times New Roman" w:cs="Times New Roman"/>
+          <w:sz w:val="28"/>
+          <w:szCs w:val="28"/>
+          <w:lang w:val="uk-UA"/>
+        </w:rPr>
+        <w:t>else</w:t>
+      </w:r>
+      <w:proofErr w:type="spellEnd"/>
+      <w:r>
+        <w:rPr>
+          <w:rFonts w:ascii="Times New Roman" w:hAnsi="Times New Roman" w:cs="Times New Roman"/>
+          <w:sz w:val="28"/>
+          <w:szCs w:val="28"/>
+          <w:lang w:val="uk-UA"/>
+        </w:rPr>
+        <w:t xml:space="preserve"> R := m</w:t>
+      </w:r>
+    </w:p>
+    <w:p>
+      <w:pPr>
+        <w:rPr>
+          <w:rFonts w:ascii="Times New Roman" w:hAnsi="Times New Roman" w:cs="Times New Roman"/>
+          <w:sz w:val="28"/>
+          <w:szCs w:val="28"/>
+          <w:lang w:val="uk-UA"/>
+        </w:rPr>
+      </w:pPr>
+      <w:proofErr w:type="spellStart"/>
+      <w:r>
+        <w:rPr>
+          <w:rFonts w:ascii="Times New Roman" w:hAnsi="Times New Roman" w:cs="Times New Roman"/>
+          <w:sz w:val="28"/>
+          <w:szCs w:val="28"/>
+          <w:lang w:val="uk-UA"/>
+        </w:rPr>
+        <w:t>end</w:t>
+      </w:r>
+      <w:proofErr w:type="spellEnd"/>
+      <w:r>
+        <w:rPr>
+          <w:rFonts w:ascii="Times New Roman" w:hAnsi="Times New Roman" w:cs="Times New Roman"/>
+          <w:sz w:val="28"/>
+          <w:szCs w:val="28"/>
+          <w:lang w:val="uk-UA"/>
+        </w:rPr>
+        <w:t>;</w:t>
+      </w:r>
+    </w:p>
+    <w:p>
+      <w:pPr>
+        <w:rPr>
+          <w:rFonts w:ascii="Times New Roman" w:hAnsi="Times New Roman" w:cs="Times New Roman"/>
+          <w:sz w:val="28"/>
+          <w:szCs w:val="28"/>
+          <w:lang w:val="uk-UA"/>
+        </w:rPr>
+      </w:pPr>
+      <w:proofErr w:type="spellStart"/>
+      <w:r>
+        <w:rPr>
+          <w:rFonts w:ascii="Times New Roman" w:hAnsi="Times New Roman" w:cs="Times New Roman"/>
+          <w:sz w:val="28"/>
+          <w:szCs w:val="28"/>
+          <w:lang w:val="uk-UA"/>
+        </w:rPr>
+        <w:t>if</w:t>
+      </w:r>
+      <w:proofErr w:type="spellEnd"/>
+      <w:r>
+        <w:rPr>
+          <w:rFonts w:ascii="Times New Roman" w:hAnsi="Times New Roman" w:cs="Times New Roman"/>
+          <w:sz w:val="28"/>
+          <w:szCs w:val="28"/>
+          <w:lang w:val="uk-UA"/>
+        </w:rPr>
+        <w:t xml:space="preserve"> R &amp;</w:t>
+      </w:r>
+      <w:proofErr w:type="spellStart"/>
+      <w:r>
+        <w:rPr>
+          <w:rFonts w:ascii="Times New Roman" w:hAnsi="Times New Roman" w:cs="Times New Roman"/>
+          <w:sz w:val="28"/>
+          <w:szCs w:val="28"/>
+          <w:lang w:val="uk-UA"/>
+        </w:rPr>
+        <w:t>lt</w:t>
+      </w:r>
+      <w:proofErr w:type="spellEnd"/>
+      <w:r>
+        <w:rPr>
+          <w:rFonts w:ascii="Times New Roman" w:hAnsi="Times New Roman" w:cs="Times New Roman"/>
+          <w:sz w:val="28"/>
+          <w:szCs w:val="28"/>
+          <w:lang w:val="uk-UA"/>
+        </w:rPr>
+        <w:t xml:space="preserve">; N </w:t>
+      </w:r>
+      <w:proofErr w:type="spellStart"/>
+      <w:r>
+        <w:rPr>
+          <w:rFonts w:ascii="Times New Roman" w:hAnsi="Times New Roman" w:cs="Times New Roman"/>
+          <w:sz w:val="28"/>
+          <w:szCs w:val="28"/>
+          <w:lang w:val="uk-UA"/>
+        </w:rPr>
+        <w:t>then</w:t>
+      </w:r>
+      <w:proofErr w:type="spellEnd"/>
+    </w:p>
+    <w:p>
+      <w:pPr>
+        <w:rPr>
+          <w:rFonts w:ascii="Times New Roman" w:hAnsi="Times New Roman" w:cs="Times New Roman"/>
+          <w:sz w:val="28"/>
+          <w:szCs w:val="28"/>
+          <w:lang w:val="uk-UA"/>
+        </w:rPr>
+      </w:pPr>
+      <w:proofErr w:type="spellStart"/>
+      <w:r>
+        <w:rPr>
+          <w:rFonts w:ascii="Times New Roman" w:hAnsi="Times New Roman" w:cs="Times New Roman"/>
+          <w:sz w:val="28"/>
+          <w:szCs w:val="28"/>
+          <w:lang w:val="uk-UA"/>
+        </w:rPr>
+        <w:t>begin</w:t>
+      </w:r>
+      <w:proofErr w:type="spellEnd"/>
+    </w:p>
+    <w:p>
+      <w:pPr>
+        <w:rPr>
+          <w:rFonts w:ascii="Times New Roman" w:hAnsi="Times New Roman" w:cs="Times New Roman"/>
+          <w:sz w:val="28"/>
+          <w:szCs w:val="28"/>
+          <w:lang w:val="uk-UA"/>
+        </w:rPr>
+      </w:pPr>
+      <w:r>
+        <w:rPr>
+          <w:rFonts w:ascii="Times New Roman" w:hAnsi="Times New Roman" w:cs="Times New Roman"/>
+          <w:sz w:val="28"/>
+          <w:szCs w:val="28"/>
+          <w:lang w:val="uk-UA"/>
+        </w:rPr>
+        <w:t>i := 0;</w:t>
+      </w:r>
+    </w:p>
+    <w:p>
+      <w:pPr>
+        <w:rPr>
+          <w:rFonts w:ascii="Times New Roman" w:hAnsi="Times New Roman" w:cs="Times New Roman"/>
+          <w:sz w:val="28"/>
+          <w:szCs w:val="28"/>
+          <w:lang w:val="uk-UA"/>
+        </w:rPr>
+      </w:pPr>
+      <w:proofErr w:type="spellStart"/>
+      <w:r>
+        <w:rPr>
+          <w:rFonts w:ascii="Times New Roman" w:hAnsi="Times New Roman" w:cs="Times New Roman"/>
+          <w:sz w:val="28"/>
+          <w:szCs w:val="28"/>
+          <w:lang w:val="uk-UA"/>
+        </w:rPr>
+        <w:t>while</w:t>
+      </w:r>
+      <w:proofErr w:type="spellEnd"/>
+      <w:r>
+        <w:rPr>
+          <w:rFonts w:ascii="Times New Roman" w:hAnsi="Times New Roman" w:cs="Times New Roman"/>
+          <w:sz w:val="28"/>
+          <w:szCs w:val="28"/>
+          <w:lang w:val="uk-UA"/>
+        </w:rPr>
+        <w:t xml:space="preserve"> (T[R, i] = x[i]) </w:t>
+      </w:r>
+      <w:proofErr w:type="spellStart"/>
+      <w:r>
+        <w:rPr>
+          <w:rFonts w:ascii="Times New Roman" w:hAnsi="Times New Roman" w:cs="Times New Roman"/>
+          <w:sz w:val="28"/>
+          <w:szCs w:val="28"/>
+          <w:lang w:val="uk-UA"/>
+        </w:rPr>
+        <w:t>and</w:t>
+      </w:r>
+      <w:proofErr w:type="spellEnd"/>
+      <w:r>
+        <w:rPr>
+          <w:rFonts w:ascii="Times New Roman" w:hAnsi="Times New Roman" w:cs="Times New Roman"/>
+          <w:sz w:val="28"/>
+          <w:szCs w:val="28"/>
+          <w:lang w:val="uk-UA"/>
+        </w:rPr>
+        <w:t xml:space="preserve"> (x[i] &amp;</w:t>
+      </w:r>
+      <w:proofErr w:type="spellStart"/>
+      <w:r>
+        <w:rPr>
+          <w:rFonts w:ascii="Times New Roman" w:hAnsi="Times New Roman" w:cs="Times New Roman"/>
+          <w:sz w:val="28"/>
+          <w:szCs w:val="28"/>
+          <w:lang w:val="uk-UA"/>
+        </w:rPr>
+        <w:t>lt</w:t>
+      </w:r>
+      <w:proofErr w:type="spellEnd"/>
+      <w:r>
+        <w:rPr>
+          <w:rFonts w:ascii="Times New Roman" w:hAnsi="Times New Roman" w:cs="Times New Roman"/>
+          <w:sz w:val="28"/>
+          <w:szCs w:val="28"/>
+          <w:lang w:val="uk-UA"/>
+        </w:rPr>
+        <w:t>;&amp;</w:t>
+      </w:r>
+      <w:proofErr w:type="spellStart"/>
+      <w:r>
+        <w:rPr>
+          <w:rFonts w:ascii="Times New Roman" w:hAnsi="Times New Roman" w:cs="Times New Roman"/>
+          <w:sz w:val="28"/>
+          <w:szCs w:val="28"/>
+          <w:lang w:val="uk-UA"/>
+        </w:rPr>
+        <w:t>gt</w:t>
+      </w:r>
+      <w:proofErr w:type="spellEnd"/>
+      <w:r>
+        <w:rPr>
+          <w:rFonts w:ascii="Times New Roman" w:hAnsi="Times New Roman" w:cs="Times New Roman"/>
+          <w:sz w:val="28"/>
+          <w:szCs w:val="28"/>
+          <w:lang w:val="uk-UA"/>
+        </w:rPr>
+        <w:t xml:space="preserve">; 00h) </w:t>
+      </w:r>
+      <w:proofErr w:type="spellStart"/>
+      <w:r>
+        <w:rPr>
+          <w:rFonts w:ascii="Times New Roman" w:hAnsi="Times New Roman" w:cs="Times New Roman"/>
+          <w:sz w:val="28"/>
+          <w:szCs w:val="28"/>
+          <w:lang w:val="uk-UA"/>
+        </w:rPr>
+        <w:t>do</w:t>
+      </w:r>
+      <w:proofErr w:type="spellEnd"/>
+      <w:r>
+        <w:rPr>
+          <w:rFonts w:ascii="Times New Roman" w:hAnsi="Times New Roman" w:cs="Times New Roman"/>
+          <w:sz w:val="28"/>
+          <w:szCs w:val="28"/>
+          <w:lang w:val="uk-UA"/>
+        </w:rPr>
+        <w:t xml:space="preserve"> i := i + 1</w:t>
+      </w:r>
+    </w:p>
+    <w:p>
+      <w:pPr>
+        <w:rPr>
+          <w:rFonts w:ascii="Times New Roman" w:hAnsi="Times New Roman" w:cs="Times New Roman"/>
+          <w:sz w:val="28"/>
+          <w:szCs w:val="28"/>
+          <w:lang w:val="uk-UA"/>
+        </w:rPr>
+      </w:pPr>
+      <w:proofErr w:type="spellStart"/>
+      <w:r>
+        <w:rPr>
+          <w:rFonts w:ascii="Times New Roman" w:hAnsi="Times New Roman" w:cs="Times New Roman"/>
+          <w:sz w:val="28"/>
+          <w:szCs w:val="28"/>
+          <w:lang w:val="uk-UA"/>
+        </w:rPr>
+        <w:t>end</w:t>
+      </w:r>
+      <w:proofErr w:type="spellEnd"/>
+    </w:p>
+    <w:p>
+      <w:pPr>
+        <w:rPr>
+          <w:rFonts w:ascii="Times New Roman" w:hAnsi="Times New Roman" w:cs="Times New Roman"/>
+          <w:sz w:val="28"/>
+          <w:szCs w:val="28"/>
+          <w:lang w:val="uk-UA"/>
+        </w:rPr>
+      </w:pPr>
+      <w:r>
+        <w:rPr>
+          <w:rFonts w:ascii="Times New Roman" w:hAnsi="Times New Roman" w:cs="Times New Roman"/>
+          <w:sz w:val="28"/>
+          <w:szCs w:val="28"/>
+          <w:lang w:val="uk-UA"/>
+        </w:rPr>
+        <w:t xml:space="preserve">1) </w:t>
+      </w:r>
+      <w:proofErr w:type="spellStart"/>
+      <w:r>
+        <w:rPr>
+          <w:rFonts w:ascii="Times New Roman" w:hAnsi="Times New Roman" w:cs="Times New Roman"/>
+          <w:sz w:val="28"/>
+          <w:szCs w:val="28"/>
+          <w:lang w:val="uk-UA"/>
+        </w:rPr>
+        <w:t>Боуера</w:t>
+      </w:r>
+      <w:proofErr w:type="spellEnd"/>
+      <w:r>
+        <w:rPr>
+          <w:rFonts w:ascii="Times New Roman" w:hAnsi="Times New Roman" w:cs="Times New Roman"/>
+          <w:sz w:val="28"/>
+          <w:szCs w:val="28"/>
+          <w:lang w:val="uk-UA"/>
+        </w:rPr>
+        <w:t xml:space="preserve"> і Мура;</w:t>
+      </w:r>
+    </w:p>
+    <w:p>
+      <w:pPr>
+        <w:rPr>
+          <w:rFonts w:ascii="Times New Roman" w:hAnsi="Times New Roman" w:cs="Times New Roman"/>
+          <w:b/>
+          <w:bCs/>
+          <w:sz w:val="28"/>
+          <w:szCs w:val="28"/>
+          <w:lang w:val="uk-UA"/>
+        </w:rPr>
+      </w:pPr>
+      <w:r>
+        <w:rPr>
+          <w:rFonts w:ascii="Times New Roman" w:hAnsi="Times New Roman" w:cs="Times New Roman"/>
+          <w:b/>
+          <w:bCs/>
+          <w:sz w:val="28"/>
+          <w:szCs w:val="28"/>
+          <w:lang w:val="uk-UA"/>
+        </w:rPr>
+        <w:t>2) бінарний;</w:t>
+      </w:r>
+    </w:p>
+    <w:p>
+      <w:pPr>
+        <w:rPr>
+          <w:rFonts w:ascii="Times New Roman" w:hAnsi="Times New Roman" w:cs="Times New Roman"/>
+          <w:sz w:val="28"/>
+          <w:szCs w:val="28"/>
+          <w:lang w:val="uk-UA"/>
+        </w:rPr>
+      </w:pPr>
+      <w:r>
+        <w:rPr>
+          <w:rFonts w:ascii="Times New Roman" w:hAnsi="Times New Roman" w:cs="Times New Roman"/>
+          <w:sz w:val="28"/>
+          <w:szCs w:val="28"/>
+          <w:lang w:val="uk-UA"/>
+        </w:rPr>
+        <w:t>3) Кнута-Моріса-</w:t>
+      </w:r>
+      <w:proofErr w:type="spellStart"/>
+      <w:r>
+        <w:rPr>
+          <w:rFonts w:ascii="Times New Roman" w:hAnsi="Times New Roman" w:cs="Times New Roman"/>
+          <w:sz w:val="28"/>
+          <w:szCs w:val="28"/>
+          <w:lang w:val="uk-UA"/>
+        </w:rPr>
+        <w:t>Прата</w:t>
+      </w:r>
+      <w:proofErr w:type="spellEnd"/>
+      <w:r>
+        <w:rPr>
+          <w:rFonts w:ascii="Times New Roman" w:hAnsi="Times New Roman" w:cs="Times New Roman"/>
+          <w:sz w:val="28"/>
+          <w:szCs w:val="28"/>
+          <w:lang w:val="uk-UA"/>
+        </w:rPr>
+        <w:t>;</w:t>
+      </w:r>
+    </w:p>
+    <w:p>
+      <w:pPr>
+        <w:rPr>
+          <w:rFonts w:ascii="Times New Roman" w:hAnsi="Times New Roman" w:cs="Times New Roman"/>
+          <w:sz w:val="28"/>
+          <w:szCs w:val="28"/>
+          <w:lang w:val="uk-UA"/>
+        </w:rPr>
+      </w:pPr>
+      <w:r>
+        <w:rPr>
+          <w:rFonts w:ascii="Times New Roman" w:hAnsi="Times New Roman" w:cs="Times New Roman"/>
+          <w:sz w:val="28"/>
+          <w:szCs w:val="28"/>
+          <w:lang w:val="uk-UA"/>
+        </w:rPr>
+        <w:t>4) прямий пошук;</w:t>
+      </w:r>
+    </w:p>
+    <w:p>
+      <w:pPr>
+        <w:rPr>
+          <w:rFonts w:ascii="Times New Roman" w:hAnsi="Times New Roman" w:cs="Times New Roman"/>
+        </w:rPr>
+      </w:pPr>
+      <w:r>
+        <w:rPr>
+          <w:rFonts w:ascii="Times New Roman" w:hAnsi="Times New Roman" w:cs="Times New Roman"/>
+          <w:sz w:val="28"/>
+          <w:szCs w:val="28"/>
+          <w:lang w:val="uk-UA"/>
+        </w:rPr>
+        <w:t>5) паралельний пошук.</w:t>
       </w:r>
     </w:p>
     <w:sectPr>
